--- a/Programs/Lab Works/Lab 3 (26_08_2025)/Lab_Manual_Experiment_3.docx
+++ b/Programs/Lab Works/Lab 3 (26_08_2025)/Lab_Manual_Experiment_3.docx
@@ -6,42 +6,44 @@
       <w:pPr>
         <w:pStyle w:val="Heading1"/>
         <w:rPr>
-          <w:color w:val="000000" w:themeColor="text1"/>
-          <w:sz w:val="44"/>
-          <w:szCs w:val="44"/>
+          <w:sz w:val="40"/>
+          <w:szCs w:val="40"/>
         </w:rPr>
       </w:pPr>
       <w:r>
         <w:rPr>
-          <w:color w:val="000000" w:themeColor="text1"/>
-          <w:sz w:val="44"/>
-          <w:szCs w:val="44"/>
+          <w:sz w:val="40"/>
+          <w:szCs w:val="40"/>
         </w:rPr>
-        <w:t xml:space="preserve">Experiment No: 03         </w:t>
+        <w:t xml:space="preserve">Experiment No: 03          </w:t>
       </w:r>
       <w:r>
         <w:rPr>
-          <w:color w:val="000000" w:themeColor="text1"/>
-          <w:sz w:val="44"/>
-          <w:szCs w:val="44"/>
+          <w:sz w:val="40"/>
+          <w:szCs w:val="40"/>
         </w:rPr>
         <w:tab/>
       </w:r>
       <w:r>
         <w:rPr>
-          <w:color w:val="000000" w:themeColor="text1"/>
-          <w:sz w:val="44"/>
-          <w:szCs w:val="44"/>
+          <w:sz w:val="40"/>
+          <w:szCs w:val="40"/>
+        </w:rPr>
+        <w:t xml:space="preserve">       </w:t>
+      </w:r>
+      <w:r>
+        <w:rPr>
+          <w:sz w:val="40"/>
+          <w:szCs w:val="40"/>
         </w:rPr>
         <w:tab/>
       </w:r>
       <w:r>
         <w:rPr>
-          <w:color w:val="000000" w:themeColor="text1"/>
-          <w:sz w:val="44"/>
-          <w:szCs w:val="44"/>
+          <w:sz w:val="40"/>
+          <w:szCs w:val="40"/>
         </w:rPr>
-        <w:t xml:space="preserve"> Machine Learning</w:t>
+        <w:t>Machine Learning</w:t>
       </w:r>
     </w:p>
     <w:p>
@@ -70,7 +72,7 @@
         <w:pStyle w:val="ListBullet"/>
       </w:pPr>
       <w:r>
-        <w:t>To understand the working of k-Nearest Neighbors (k-NN) classification algorithm.</w:t>
+        <w:t>To understand the working of the k-Nearest Neighbors (k-NN) algorithm.</w:t>
       </w:r>
     </w:p>
     <w:p>
@@ -78,7 +80,7 @@
         <w:pStyle w:val="ListBullet"/>
       </w:pPr>
       <w:r>
-        <w:t>To implement k-NN without using sklearn’s built-in classifier.</w:t>
+        <w:t>To implement the k-NN algorithm without using sklearn’s built-in classifier.</w:t>
       </w:r>
     </w:p>
     <w:p>
@@ -86,7 +88,7 @@
         <w:pStyle w:val="ListBullet"/>
       </w:pPr>
       <w:r>
-        <w:t>To experiment with different values of k and analyze its impact on accuracy.</w:t>
+        <w:t>To evaluate model performance by varying the number of neighbors (k).</w:t>
       </w:r>
     </w:p>
     <w:p>
@@ -94,7 +96,7 @@
         <w:pStyle w:val="ListBullet"/>
       </w:pPr>
       <w:r>
-        <w:t>To visualize accuracy vs k through a plot.</w:t>
+        <w:t>To visualize the relationship between accuracy and k.</w:t>
       </w:r>
     </w:p>
     <w:p>
@@ -110,7 +112,7 @@
         <w:pStyle w:val="ListBullet"/>
       </w:pPr>
       <w:r>
-        <w:t>Software: Python 3.x installed with pandas, numpy, matplotlib, scikit-learn.</w:t>
+        <w:t>Software: Python 3.x with numpy, matplotlib, scikit-learn.</w:t>
       </w:r>
     </w:p>
     <w:p>
@@ -118,7 +120,7 @@
         <w:pStyle w:val="ListBullet"/>
       </w:pPr>
       <w:r>
-        <w:t>Hardware: A computer with minimum 4GB RAM.</w:t>
+        <w:t>Hardware: A computer with at least 4GB RAM.</w:t>
       </w:r>
     </w:p>
     <w:p>
@@ -126,7 +128,7 @@
         <w:pStyle w:val="ListBullet"/>
       </w:pPr>
       <w:r>
-        <w:t>Skills: Basic Python programming and understanding of supervised learning concepts.</w:t>
+        <w:t>Skills: Basic knowledge of Python and supervised learning.</w:t>
       </w:r>
     </w:p>
     <w:p>
@@ -139,23 +141,19 @@
     </w:p>
     <w:p>
       <w:r>
-        <w:t xml:space="preserve">The k-Nearest Neighbors (k-NN) algorithm is a non-parametric, instance-based supervised learning method. </w:t>
+        <w:t xml:space="preserve">The k-Nearest Neighbors (k-NN) algorithm is a supervised machine learning method used for classification and regression. </w:t>
       </w:r>
       <w:r>
         <w:br/>
-        <w:t xml:space="preserve">It classifies a data point based on the majority class of its nearest neighbors in the feature space. </w:t>
+        <w:t xml:space="preserve">It assigns the label of a new data point based on the majority vote of its k nearest neighbors in the training dataset. </w:t>
       </w:r>
       <w:r>
         <w:br/>
-        <w:t xml:space="preserve">The distance metric (commonly Euclidean) is used to find the closest neighbors. </w:t>
+        <w:t xml:space="preserve">The choice of k is crucial: a small k may lead to overfitting, while a large k may smooth decision boundaries excessively. </w:t>
       </w:r>
       <w:r>
         <w:br/>
-        <w:t xml:space="preserve">The choice of k significantly impacts performance: small k may cause overfitting, while large k may oversmooth decision boundaries. </w:t>
-      </w:r>
-      <w:r>
-        <w:br/>
-        <w:t>This experiment demonstrates the implementation of k-NN from scratch and evaluates accuracy for different values of k.</w:t>
+        <w:t>This experiment implements k-NN from scratch and analyzes accuracy variations for different values of k using the Iris dataset.</w:t>
       </w:r>
     </w:p>
     <w:p>
@@ -171,7 +169,7 @@
         <w:pStyle w:val="ListBullet"/>
       </w:pPr>
       <w:r>
-        <w:t>Python IDE or Jupyter Notebook.</w:t>
+        <w:t>Python IDE (Jupyter Notebook/VS Code).</w:t>
       </w:r>
     </w:p>
     <w:p>
@@ -187,7 +185,7 @@
         <w:pStyle w:val="ListBullet"/>
       </w:pPr>
       <w:r>
-        <w:t>Cars_Datasets_2025.csv dataset.</w:t>
+        <w:t>Iris dataset (available in sklearn).</w:t>
       </w:r>
     </w:p>
     <w:p>
@@ -203,7 +201,7 @@
         <w:pStyle w:val="ListNumber"/>
       </w:pPr>
       <w:r>
-        <w:t>Step 1: Load the dataset (Cars_Datasets_2025.csv) into a pandas DataFrame.</w:t>
+        <w:t>Step 1: Import required libraries (numpy, matplotlib, scikit-learn).</w:t>
       </w:r>
     </w:p>
     <w:p>
@@ -211,7 +209,7 @@
         <w:pStyle w:val="ListNumber"/>
       </w:pPr>
       <w:r>
-        <w:t>Step 2: Encode categorical features into numerical values using LabelEncoder.</w:t>
+        <w:t>Step 2: Load the Iris dataset from sklearn.datasets.</w:t>
       </w:r>
     </w:p>
     <w:p>
@@ -219,7 +217,7 @@
         <w:pStyle w:val="ListNumber"/>
       </w:pPr>
       <w:r>
-        <w:t>Step 3: Split the dataset into training and testing sets (70-30 split).</w:t>
+        <w:t>Step 3: Split the dataset into training and testing sets (80-20 split).</w:t>
       </w:r>
     </w:p>
     <w:p>
@@ -235,7 +233,7 @@
         <w:pStyle w:val="ListNumber"/>
       </w:pPr>
       <w:r>
-        <w:t>Step 5: For each test sample, calculate distances from all training samples, pick k nearest neighbors, and assign the majority class.</w:t>
+        <w:t>Step 5: Train the model with different values of k.</w:t>
       </w:r>
     </w:p>
     <w:p>
@@ -243,7 +241,7 @@
         <w:pStyle w:val="ListNumber"/>
       </w:pPr>
       <w:r>
-        <w:t>Step 6: Test the classifier for different values of k (1 to 20).</w:t>
+        <w:t>Step 6: Predict labels for the test set and compute accuracy.</w:t>
       </w:r>
     </w:p>
     <w:p>
@@ -251,21 +249,21 @@
         <w:pStyle w:val="ListNumber"/>
       </w:pPr>
       <w:r>
-        <w:lastRenderedPageBreak/>
-        <w:t>Step 7: Calculate and print accuracy for each value of k.</w:t>
+        <w:t>Step 7: Plot accuracy vs k to analyze performance trends.</w:t>
       </w:r>
     </w:p>
     <w:p>
       <w:pPr>
-        <w:pStyle w:val="ListNumber"/>
+        <w:pStyle w:val="Heading2"/>
       </w:pPr>
       <w:r>
-        <w:t>Step 8: Plot accuracy vs k to visualize performance changes.</w:t>
+        <w:lastRenderedPageBreak/>
+        <w:t>Program Code:</w:t>
       </w:r>
     </w:p>
     <w:p>
       <w:pPr>
-        <w:pStyle w:val="Heading2"/>
+        <w:pStyle w:val="IntenseQuote"/>
         <w:rPr>
           <w:color w:val="000000" w:themeColor="text1"/>
         </w:rPr>
@@ -274,28 +272,21 @@
         <w:rPr>
           <w:color w:val="000000" w:themeColor="text1"/>
         </w:rPr>
-        <w:t>Program Code:</w:t>
+        <w:t xml:space="preserve">import </w:t>
       </w:r>
-    </w:p>
-    <w:p>
-      <w:pPr>
-        <w:pStyle w:val="IntenseQuote"/>
-        <w:rPr>
-          <w:color w:val="000000" w:themeColor="text1"/>
-        </w:rPr>
-      </w:pPr>
+      <w:proofErr w:type="spellStart"/>
       <w:r>
         <w:rPr>
           <w:color w:val="000000" w:themeColor="text1"/>
         </w:rPr>
-        <w:t>import pandas as pd</w:t>
+        <w:t>numpy</w:t>
       </w:r>
+      <w:proofErr w:type="spellEnd"/>
       <w:r>
         <w:rPr>
           <w:color w:val="000000" w:themeColor="text1"/>
         </w:rPr>
-        <w:br/>
-        <w:t>import numpy as np</w:t>
+        <w:t xml:space="preserve"> as np</w:t>
       </w:r>
       <w:r>
         <w:rPr>
@@ -309,14 +300,14 @@
           <w:color w:val="000000" w:themeColor="text1"/>
         </w:rPr>
         <w:br/>
-        <w:t>from sklearn.model_selection import train_test_split</w:t>
+        <w:t>from sklearn.datasets import load_iris</w:t>
       </w:r>
       <w:r>
         <w:rPr>
           <w:color w:val="000000" w:themeColor="text1"/>
         </w:rPr>
         <w:br/>
-        <w:t>from sklearn.preprocessing import LabelEncoder</w:t>
+        <w:t>from sklearn.model_selection import train_test_split</w:t>
       </w:r>
       <w:r>
         <w:rPr>
@@ -336,87 +327,21 @@
           <w:color w:val="000000" w:themeColor="text1"/>
         </w:rPr>
         <w:br/>
-        <w:t>df = pd.read_csv("Cars_Datasets_2025.csv", encoding="latin1")</w:t>
+        <w:t># -----------------------------</w:t>
       </w:r>
       <w:r>
         <w:rPr>
           <w:color w:val="000000" w:themeColor="text1"/>
         </w:rPr>
         <w:br/>
+        <w:t># KNN Implementation from Scratch</w:t>
       </w:r>
       <w:r>
         <w:rPr>
           <w:color w:val="000000" w:themeColor="text1"/>
         </w:rPr>
         <w:br/>
-        <w:t>le_dict = {}</w:t>
-      </w:r>
-      <w:r>
-        <w:rPr>
-          <w:color w:val="000000" w:themeColor="text1"/>
-        </w:rPr>
-        <w:br/>
-        <w:t>for col in df.columns:</w:t>
-      </w:r>
-      <w:r>
-        <w:rPr>
-          <w:color w:val="000000" w:themeColor="text1"/>
-        </w:rPr>
-        <w:br/>
-        <w:t xml:space="preserve">    le = LabelEncoder()</w:t>
-      </w:r>
-      <w:r>
-        <w:rPr>
-          <w:color w:val="000000" w:themeColor="text1"/>
-        </w:rPr>
-        <w:br/>
-        <w:t xml:space="preserve">    df[col] = le.fit_transform(df[col].astype(str))</w:t>
-      </w:r>
-      <w:r>
-        <w:rPr>
-          <w:color w:val="000000" w:themeColor="text1"/>
-        </w:rPr>
-        <w:br/>
-        <w:t xml:space="preserve">    le_dict[col] = le</w:t>
-      </w:r>
-      <w:r>
-        <w:rPr>
-          <w:color w:val="000000" w:themeColor="text1"/>
-        </w:rPr>
-        <w:br/>
-      </w:r>
-      <w:r>
-        <w:rPr>
-          <w:color w:val="000000" w:themeColor="text1"/>
-        </w:rPr>
-        <w:br/>
-        <w:t>X = df.drop(columns=["Fuel Types"]).values</w:t>
-      </w:r>
-      <w:r>
-        <w:rPr>
-          <w:color w:val="000000" w:themeColor="text1"/>
-        </w:rPr>
-        <w:br/>
-        <w:t>y = df["Fuel Types"].values</w:t>
-      </w:r>
-      <w:r>
-        <w:rPr>
-          <w:color w:val="000000" w:themeColor="text1"/>
-        </w:rPr>
-        <w:br/>
-      </w:r>
-      <w:r>
-        <w:rPr>
-          <w:color w:val="000000" w:themeColor="text1"/>
-        </w:rPr>
-        <w:br/>
-        <w:t>X_train, X_test, y_train, y_test = train_test_split(X, y, test_size=0.3, random_state=42)</w:t>
-      </w:r>
-      <w:r>
-        <w:rPr>
-          <w:color w:val="000000" w:themeColor="text1"/>
-        </w:rPr>
-        <w:br/>
+        <w:t># -----------------------------</w:t>
       </w:r>
       <w:r>
         <w:rPr>
@@ -450,21 +375,21 @@
           <w:color w:val="000000" w:themeColor="text1"/>
         </w:rPr>
         <w:br/>
-        <w:t xml:space="preserve">    def fit(self, X, y):</w:t>
+        <w:t xml:space="preserve">    def fit(self, X_train, y_train):</w:t>
       </w:r>
       <w:r>
         <w:rPr>
           <w:color w:val="000000" w:themeColor="text1"/>
         </w:rPr>
         <w:br/>
-        <w:t xml:space="preserve">        self.X_train = X</w:t>
+        <w:t xml:space="preserve">        self.X_train = X_train</w:t>
       </w:r>
       <w:r>
         <w:rPr>
           <w:color w:val="000000" w:themeColor="text1"/>
         </w:rPr>
         <w:br/>
-        <w:t xml:space="preserve">        self.y_train = y</w:t>
+        <w:t xml:space="preserve">        self.y_train = y_train</w:t>
       </w:r>
       <w:r>
         <w:rPr>
@@ -477,14 +402,21 @@
           <w:color w:val="000000" w:themeColor="text1"/>
         </w:rPr>
         <w:br/>
-        <w:t xml:space="preserve">    def predict(self, X):</w:t>
+        <w:t xml:space="preserve">    def predict(self, X_test):</w:t>
       </w:r>
       <w:r>
         <w:rPr>
           <w:color w:val="000000" w:themeColor="text1"/>
         </w:rPr>
         <w:br/>
-        <w:t xml:space="preserve">        return np.array([self._predict(x) for x in X])</w:t>
+        <w:t xml:space="preserve">        predictions = [self._predict(x) for x in X_test]</w:t>
+      </w:r>
+      <w:r>
+        <w:rPr>
+          <w:color w:val="000000" w:themeColor="text1"/>
+        </w:rPr>
+        <w:br/>
+        <w:t xml:space="preserve">        return np.array(predictions)</w:t>
       </w:r>
       <w:r>
         <w:rPr>
@@ -504,40 +436,34 @@
           <w:color w:val="000000" w:themeColor="text1"/>
         </w:rPr>
         <w:br/>
-        <w:t xml:space="preserve">        distances = [np.sqrt(np.sum((x - x_train) ** 2)) for x_train in self.X_train]</w:t>
+        <w:t xml:space="preserve">        distances = [np.linalg.norm(x - x_train) for x_train in self.X_train]</w:t>
       </w:r>
       <w:r>
         <w:rPr>
           <w:color w:val="000000" w:themeColor="text1"/>
         </w:rPr>
         <w:br/>
-        <w:t xml:space="preserve">        k_idx = np.argsort(distances)[:self.k]</w:t>
+        <w:t xml:space="preserve">        k_indices = np.argsort(distances)[:self.k]</w:t>
       </w:r>
       <w:r>
         <w:rPr>
           <w:color w:val="000000" w:themeColor="text1"/>
         </w:rPr>
         <w:br/>
-        <w:t xml:space="preserve">        k_neighbor_labels = [self.y_train[i] for i in k_idx]</w:t>
+        <w:t xml:space="preserve">        k_nearest_labels = [self.y_train[i] for i in k_indices]</w:t>
       </w:r>
       <w:r>
         <w:rPr>
           <w:color w:val="000000" w:themeColor="text1"/>
         </w:rPr>
         <w:br/>
-        <w:t xml:space="preserve">        most_common = Counter(k_neighbor_labels).most_common(1)</w:t>
+        <w:t xml:space="preserve">        most_common = Counter(k_nearest_labels).most_common(1)</w:t>
       </w:r>
       <w:r>
         <w:rPr>
           <w:color w:val="000000" w:themeColor="text1"/>
         </w:rPr>
         <w:br/>
-      </w:r>
-      <w:r>
-        <w:rPr>
-          <w:color w:val="000000" w:themeColor="text1"/>
-        </w:rPr>
-        <w:lastRenderedPageBreak/>
         <w:t xml:space="preserve">        return most_common[0][0]</w:t>
       </w:r>
       <w:r>
@@ -551,20 +477,109 @@
           <w:color w:val="000000" w:themeColor="text1"/>
         </w:rPr>
         <w:br/>
-        <w:t>accuracies = []</w:t>
+        <w:t># -----------------------------</w:t>
       </w:r>
       <w:r>
         <w:rPr>
           <w:color w:val="000000" w:themeColor="text1"/>
         </w:rPr>
         <w:br/>
-        <w:t>k_values = range(1, 21)</w:t>
+        <w:t># Load Data</w:t>
       </w:r>
       <w:r>
         <w:rPr>
           <w:color w:val="000000" w:themeColor="text1"/>
         </w:rPr>
         <w:br/>
+        <w:t># -----------------------------</w:t>
+      </w:r>
+      <w:r>
+        <w:rPr>
+          <w:color w:val="000000" w:themeColor="text1"/>
+        </w:rPr>
+        <w:br/>
+        <w:t>iris = load_iris()</w:t>
+      </w:r>
+      <w:r>
+        <w:rPr>
+          <w:color w:val="000000" w:themeColor="text1"/>
+        </w:rPr>
+        <w:br/>
+        <w:t>X, y = iris.data, iris.target</w:t>
+      </w:r>
+      <w:r>
+        <w:rPr>
+          <w:color w:val="000000" w:themeColor="text1"/>
+        </w:rPr>
+        <w:br/>
+        <w:t>X_train, X_test, y_train, y_test = train_test_split(</w:t>
+      </w:r>
+      <w:r>
+        <w:rPr>
+          <w:color w:val="000000" w:themeColor="text1"/>
+        </w:rPr>
+        <w:br/>
+        <w:t xml:space="preserve">    X, y, test_size=0.2, random_state=42</w:t>
+      </w:r>
+      <w:r>
+        <w:rPr>
+          <w:color w:val="000000" w:themeColor="text1"/>
+        </w:rPr>
+        <w:br/>
+        <w:t>)</w:t>
+      </w:r>
+      <w:r>
+        <w:rPr>
+          <w:color w:val="000000" w:themeColor="text1"/>
+        </w:rPr>
+        <w:br/>
+      </w:r>
+      <w:r>
+        <w:rPr>
+          <w:color w:val="000000" w:themeColor="text1"/>
+        </w:rPr>
+        <w:br/>
+        <w:t># -----------------------------</w:t>
+      </w:r>
+      <w:r>
+        <w:rPr>
+          <w:color w:val="000000" w:themeColor="text1"/>
+        </w:rPr>
+        <w:t>SSS</w:t>
+      </w:r>
+      <w:r>
+        <w:rPr>
+          <w:color w:val="000000" w:themeColor="text1"/>
+        </w:rPr>
+        <w:br/>
+        <w:t># Evaluate for different k</w:t>
+      </w:r>
+      <w:r>
+        <w:rPr>
+          <w:color w:val="000000" w:themeColor="text1"/>
+        </w:rPr>
+        <w:br/>
+        <w:t># -----------------------------</w:t>
+      </w:r>
+      <w:r>
+        <w:rPr>
+          <w:color w:val="000000" w:themeColor="text1"/>
+        </w:rPr>
+        <w:br/>
+        <w:t>k_values = [1, 3, 5, 7, 9, 11, 15]</w:t>
+      </w:r>
+      <w:r>
+        <w:rPr>
+          <w:color w:val="000000" w:themeColor="text1"/>
+        </w:rPr>
+        <w:br/>
+      </w:r>
+      <w:r>
+        <w:rPr>
+          <w:color w:val="000000" w:themeColor="text1"/>
+        </w:rPr>
+        <w:lastRenderedPageBreak/>
+        <w:t>accuracies = []</w:t>
       </w:r>
       <w:r>
         <w:rPr>
@@ -578,42 +593,42 @@
           <w:color w:val="000000" w:themeColor="text1"/>
         </w:rPr>
         <w:br/>
-        <w:t xml:space="preserve">    model = KNN(k=k)</w:t>
+        <w:t xml:space="preserve">    clf = KNN(k=k)</w:t>
       </w:r>
       <w:r>
         <w:rPr>
           <w:color w:val="000000" w:themeColor="text1"/>
         </w:rPr>
         <w:br/>
-        <w:t xml:space="preserve">    model.fit(X_train, y_train)</w:t>
+        <w:t xml:space="preserve">    clf.fit(X_train, y_train)</w:t>
       </w:r>
       <w:r>
         <w:rPr>
           <w:color w:val="000000" w:themeColor="text1"/>
         </w:rPr>
         <w:br/>
-        <w:t xml:space="preserve">    preds = model.predict(X_test)</w:t>
+        <w:t xml:space="preserve">    predictions = clf.predict(X_test)</w:t>
       </w:r>
       <w:r>
         <w:rPr>
           <w:color w:val="000000" w:themeColor="text1"/>
         </w:rPr>
         <w:br/>
-        <w:t xml:space="preserve">    acc = np.mean(preds == y_test)</w:t>
+        <w:t xml:space="preserve">    accuracy = np.mean(predictions == y_test)</w:t>
       </w:r>
       <w:r>
         <w:rPr>
           <w:color w:val="000000" w:themeColor="text1"/>
         </w:rPr>
         <w:br/>
-        <w:t xml:space="preserve">    accuracies.append(acc)</w:t>
+        <w:t xml:space="preserve">    accuracies.append(accuracy)</w:t>
       </w:r>
       <w:r>
         <w:rPr>
           <w:color w:val="000000" w:themeColor="text1"/>
         </w:rPr>
         <w:br/>
-        <w:t xml:space="preserve">    print(f"k = {k}, Accuracy = {acc:.3f}")</w:t>
+        <w:t xml:space="preserve">    print(f"k = {k}, Accuracy = {accuracy:.4f}")</w:t>
       </w:r>
       <w:r>
         <w:rPr>
@@ -626,14 +641,49 @@
           <w:color w:val="000000" w:themeColor="text1"/>
         </w:rPr>
         <w:br/>
-        <w:t>plt.plot(k_values, accuracies, marker="o")</w:t>
+        <w:t># -----------------------------</w:t>
       </w:r>
       <w:r>
         <w:rPr>
           <w:color w:val="000000" w:themeColor="text1"/>
         </w:rPr>
         <w:br/>
-        <w:t>plt.xlabel("k (Number of Neighbors)")</w:t>
+        <w:t># Plot Accuracy vs k</w:t>
+      </w:r>
+      <w:r>
+        <w:rPr>
+          <w:color w:val="000000" w:themeColor="text1"/>
+        </w:rPr>
+        <w:br/>
+        <w:t># -----------------------------</w:t>
+      </w:r>
+      <w:r>
+        <w:rPr>
+          <w:color w:val="000000" w:themeColor="text1"/>
+        </w:rPr>
+        <w:br/>
+        <w:t>plt.figure(figsize=(8, 5))</w:t>
+      </w:r>
+      <w:r>
+        <w:rPr>
+          <w:color w:val="000000" w:themeColor="text1"/>
+        </w:rPr>
+        <w:br/>
+        <w:t>plt.plot(k_values, accuracies, marker='o', linestyle='-', linewidth=2)</w:t>
+      </w:r>
+      <w:r>
+        <w:rPr>
+          <w:color w:val="000000" w:themeColor="text1"/>
+        </w:rPr>
+        <w:br/>
+        <w:t>plt.title("k-NN Accuracy vs k (Iris Dataset)")</w:t>
+      </w:r>
+      <w:r>
+        <w:rPr>
+          <w:color w:val="000000" w:themeColor="text1"/>
+        </w:rPr>
+        <w:br/>
+        <w:t>plt.xlabel("Number of Neighbors (k)")</w:t>
       </w:r>
       <w:r>
         <w:rPr>
@@ -647,14 +697,7 @@
           <w:color w:val="000000" w:themeColor="text1"/>
         </w:rPr>
         <w:br/>
-        <w:t>plt.title("k-NN Accuracy on Cars Dataset (Fuel Type Prediction, Encoded)")</w:t>
-      </w:r>
-      <w:r>
-        <w:rPr>
-          <w:color w:val="000000" w:themeColor="text1"/>
-        </w:rPr>
-        <w:br/>
-        <w:t>plt.grid(True)</w:t>
+        <w:t>plt.grid(True, linestyle="--", alpha=0.6)</w:t>
       </w:r>
       <w:r>
         <w:rPr>
@@ -677,7 +720,7 @@
         <w:pStyle w:val="ListBullet"/>
       </w:pPr>
       <w:r>
-        <w:t>Display of accuracy values for k = 1 to 20.</w:t>
+        <w:t>Accuracy values printed for different k values (1, 3, 5, 7, 9, 11, 15).</w:t>
       </w:r>
     </w:p>
     <w:p>
@@ -695,7 +738,7 @@
         <w:rPr>
           <w:lang w:bidi="ne-NP"/>
         </w:rPr>
-        <w:t>k = 1, Accuracy = 0.803</w:t>
+        <w:t>k = 1, Accuracy = 1.0000</w:t>
       </w:r>
     </w:p>
     <w:p>
@@ -713,7 +756,7 @@
         <w:rPr>
           <w:lang w:bidi="ne-NP"/>
         </w:rPr>
-        <w:t>k = 2, Accuracy = 0.803</w:t>
+        <w:t>k = 3, Accuracy = 1.0000</w:t>
       </w:r>
     </w:p>
     <w:p>
@@ -731,7 +774,7 @@
         <w:rPr>
           <w:lang w:bidi="ne-NP"/>
         </w:rPr>
-        <w:t>k = 3, Accuracy = 0.820</w:t>
+        <w:t>k = 5, Accuracy = 1.0000</w:t>
       </w:r>
     </w:p>
     <w:p>
@@ -749,7 +792,7 @@
         <w:rPr>
           <w:lang w:bidi="ne-NP"/>
         </w:rPr>
-        <w:t>k = 4, Accuracy = 0.820</w:t>
+        <w:t>k = 7, Accuracy = 0.9667</w:t>
       </w:r>
     </w:p>
     <w:p>
@@ -767,7 +810,7 @@
         <w:rPr>
           <w:lang w:bidi="ne-NP"/>
         </w:rPr>
-        <w:t>k = 5, Accuracy = 0.806</w:t>
+        <w:t>k = 9, Accuracy = 1.0000</w:t>
       </w:r>
     </w:p>
     <w:p>
@@ -785,7 +828,7 @@
         <w:rPr>
           <w:lang w:bidi="ne-NP"/>
         </w:rPr>
-        <w:t>k = 6, Accuracy = 0.795</w:t>
+        <w:t>k = 11, Accuracy = 1.0000</w:t>
       </w:r>
     </w:p>
     <w:p>
@@ -803,241 +846,7 @@
         <w:rPr>
           <w:lang w:bidi="ne-NP"/>
         </w:rPr>
-        <w:t>k = 7, Accuracy = 0.792</w:t>
-      </w:r>
-    </w:p>
-    <w:p>
-      <w:pPr>
-        <w:pStyle w:val="ListBullet"/>
-        <w:numPr>
-          <w:ilvl w:val="0"/>
-          <w:numId w:val="0"/>
-        </w:numPr>
-        <w:rPr>
-          <w:lang w:bidi="ne-NP"/>
-        </w:rPr>
-      </w:pPr>
-      <w:r>
-        <w:rPr>
-          <w:lang w:bidi="ne-NP"/>
-        </w:rPr>
-        <w:t>k = 8, Accuracy = 0.787</w:t>
-      </w:r>
-    </w:p>
-    <w:p>
-      <w:pPr>
-        <w:pStyle w:val="ListBullet"/>
-        <w:numPr>
-          <w:ilvl w:val="0"/>
-          <w:numId w:val="0"/>
-        </w:numPr>
-        <w:rPr>
-          <w:lang w:bidi="ne-NP"/>
-        </w:rPr>
-      </w:pPr>
-      <w:r>
-        <w:rPr>
-          <w:lang w:bidi="ne-NP"/>
-        </w:rPr>
-        <w:t>k = 9, Accuracy = 0.768</w:t>
-      </w:r>
-    </w:p>
-    <w:p>
-      <w:pPr>
-        <w:pStyle w:val="ListBullet"/>
-        <w:numPr>
-          <w:ilvl w:val="0"/>
-          <w:numId w:val="0"/>
-        </w:numPr>
-        <w:rPr>
-          <w:lang w:bidi="ne-NP"/>
-        </w:rPr>
-      </w:pPr>
-      <w:r>
-        <w:rPr>
-          <w:lang w:bidi="ne-NP"/>
-        </w:rPr>
-        <w:t>k = 10, Accuracy = 0.781</w:t>
-      </w:r>
-    </w:p>
-    <w:p>
-      <w:pPr>
-        <w:pStyle w:val="ListBullet"/>
-        <w:numPr>
-          <w:ilvl w:val="0"/>
-          <w:numId w:val="0"/>
-        </w:numPr>
-        <w:rPr>
-          <w:lang w:bidi="ne-NP"/>
-        </w:rPr>
-      </w:pPr>
-      <w:r>
-        <w:rPr>
-          <w:lang w:bidi="ne-NP"/>
-        </w:rPr>
-        <w:t>k = 11, Accuracy = 0.781</w:t>
-      </w:r>
-    </w:p>
-    <w:p>
-      <w:pPr>
-        <w:pStyle w:val="ListBullet"/>
-        <w:numPr>
-          <w:ilvl w:val="0"/>
-          <w:numId w:val="0"/>
-        </w:numPr>
-        <w:rPr>
-          <w:lang w:bidi="ne-NP"/>
-        </w:rPr>
-      </w:pPr>
-      <w:r>
-        <w:rPr>
-          <w:lang w:bidi="ne-NP"/>
-        </w:rPr>
-        <w:t>k = 12, Accuracy = 0.768</w:t>
-      </w:r>
-    </w:p>
-    <w:p>
-      <w:pPr>
-        <w:pStyle w:val="ListBullet"/>
-        <w:numPr>
-          <w:ilvl w:val="0"/>
-          <w:numId w:val="0"/>
-        </w:numPr>
-        <w:rPr>
-          <w:lang w:bidi="ne-NP"/>
-        </w:rPr>
-      </w:pPr>
-      <w:r>
-        <w:rPr>
-          <w:lang w:bidi="ne-NP"/>
-        </w:rPr>
-        <w:t>k = 13, Accuracy = 0.765</w:t>
-      </w:r>
-    </w:p>
-    <w:p>
-      <w:pPr>
-        <w:pStyle w:val="ListBullet"/>
-        <w:numPr>
-          <w:ilvl w:val="0"/>
-          <w:numId w:val="0"/>
-        </w:numPr>
-        <w:rPr>
-          <w:lang w:bidi="ne-NP"/>
-        </w:rPr>
-      </w:pPr>
-      <w:r>
-        <w:rPr>
-          <w:lang w:bidi="ne-NP"/>
-        </w:rPr>
-        <w:t>k = 14, Accuracy = 0.765</w:t>
-      </w:r>
-    </w:p>
-    <w:p>
-      <w:pPr>
-        <w:pStyle w:val="ListBullet"/>
-        <w:numPr>
-          <w:ilvl w:val="0"/>
-          <w:numId w:val="0"/>
-        </w:numPr>
-        <w:rPr>
-          <w:lang w:bidi="ne-NP"/>
-        </w:rPr>
-      </w:pPr>
-      <w:r>
-        <w:rPr>
-          <w:lang w:bidi="ne-NP"/>
-        </w:rPr>
-        <w:t>k = 15, Accuracy = 0.754</w:t>
-      </w:r>
-    </w:p>
-    <w:p>
-      <w:pPr>
-        <w:pStyle w:val="ListBullet"/>
-        <w:numPr>
-          <w:ilvl w:val="0"/>
-          <w:numId w:val="0"/>
-        </w:numPr>
-        <w:rPr>
-          <w:lang w:bidi="ne-NP"/>
-        </w:rPr>
-      </w:pPr>
-      <w:r>
-        <w:rPr>
-          <w:lang w:bidi="ne-NP"/>
-        </w:rPr>
-        <w:t>k = 16, Accuracy = 0.746</w:t>
-      </w:r>
-    </w:p>
-    <w:p>
-      <w:pPr>
-        <w:pStyle w:val="ListBullet"/>
-        <w:numPr>
-          <w:ilvl w:val="0"/>
-          <w:numId w:val="0"/>
-        </w:numPr>
-        <w:rPr>
-          <w:lang w:bidi="ne-NP"/>
-        </w:rPr>
-      </w:pPr>
-      <w:r>
-        <w:rPr>
-          <w:lang w:bidi="ne-NP"/>
-        </w:rPr>
-        <w:t>k = 17, Accuracy = 0.760</w:t>
-      </w:r>
-    </w:p>
-    <w:p>
-      <w:pPr>
-        <w:pStyle w:val="ListBullet"/>
-        <w:numPr>
-          <w:ilvl w:val="0"/>
-          <w:numId w:val="0"/>
-        </w:numPr>
-        <w:rPr>
-          <w:lang w:bidi="ne-NP"/>
-        </w:rPr>
-      </w:pPr>
-      <w:r>
-        <w:rPr>
-          <w:lang w:bidi="ne-NP"/>
-        </w:rPr>
-        <w:t>k = 18, Accuracy = 0.760</w:t>
-      </w:r>
-    </w:p>
-    <w:p>
-      <w:pPr>
-        <w:pStyle w:val="ListBullet"/>
-        <w:numPr>
-          <w:ilvl w:val="0"/>
-          <w:numId w:val="0"/>
-        </w:numPr>
-        <w:rPr>
-          <w:lang w:bidi="ne-NP"/>
-        </w:rPr>
-      </w:pPr>
-      <w:r>
-        <w:rPr>
-          <w:lang w:bidi="ne-NP"/>
-        </w:rPr>
-        <w:t>k = 19, Accuracy = 0.749</w:t>
-      </w:r>
-    </w:p>
-    <w:p>
-      <w:pPr>
-        <w:pStyle w:val="ListBullet"/>
-        <w:numPr>
-          <w:ilvl w:val="0"/>
-          <w:numId w:val="0"/>
-        </w:numPr>
-        <w:rPr>
-          <w:lang w:bidi="ne-NP"/>
-        </w:rPr>
-      </w:pPr>
-      <w:r>
-        <w:rPr>
-          <w:lang w:bidi="ne-NP"/>
-        </w:rPr>
-        <w:t>k = 20, Accuracy = 0.757</w:t>
+        <w:t>k = 15, Accuracy = 1.0000</w:t>
       </w:r>
     </w:p>
     <w:p>
@@ -1055,7 +864,7 @@
         <w:pStyle w:val="ListBullet"/>
       </w:pPr>
       <w:r>
-        <w:t>Plot showing accuracy vs k.</w:t>
+        <w:t>A plot of accuracy vs k showing performance trends.</w:t>
       </w:r>
     </w:p>
     <w:p>
@@ -1078,11 +887,22 @@
         <w:ind w:left="360"/>
       </w:pPr>
       <w:r>
+        <w:rPr>
+          <w:noProof/>
+        </w:rPr>
         <w:drawing>
-          <wp:inline distT="0" distB="0" distL="0" distR="0" wp14:anchorId="45851C14" wp14:editId="63B932D6">
-            <wp:extent cx="5486400" cy="4171315"/>
+          <wp:anchor distT="0" distB="0" distL="114300" distR="114300" simplePos="0" relativeHeight="251660288" behindDoc="1" locked="0" layoutInCell="1" allowOverlap="1" wp14:anchorId="71728091" wp14:editId="23963611">
+            <wp:simplePos x="0" y="0"/>
+            <wp:positionH relativeFrom="column">
+              <wp:posOffset>0</wp:posOffset>
+            </wp:positionH>
+            <wp:positionV relativeFrom="paragraph">
+              <wp:posOffset>13335</wp:posOffset>
+            </wp:positionV>
+            <wp:extent cx="4029075" cy="2666464"/>
             <wp:effectExtent l="0" t="0" r="0" b="635"/>
-            <wp:docPr id="147639854" name="Picture 1"/>
+            <wp:wrapNone/>
+            <wp:docPr id="1848636638" name="Picture 1"/>
             <wp:cNvGraphicFramePr>
               <a:graphicFrameLocks xmlns:a="http://schemas.openxmlformats.org/drawingml/2006/main" noChangeAspect="1"/>
             </wp:cNvGraphicFramePr>
@@ -1090,7 +910,7 @@
               <a:graphicData uri="http://schemas.openxmlformats.org/drawingml/2006/picture">
                 <pic:pic xmlns:pic="http://schemas.openxmlformats.org/drawingml/2006/picture">
                   <pic:nvPicPr>
-                    <pic:cNvPr id="147639854" name=""/>
+                    <pic:cNvPr id="1848636638" name=""/>
                     <pic:cNvPicPr/>
                   </pic:nvPicPr>
                   <pic:blipFill>
@@ -1102,7 +922,7 @@
                   <pic:spPr>
                     <a:xfrm>
                       <a:off x="0" y="0"/>
-                      <a:ext cx="5486400" cy="4171315"/>
+                      <a:ext cx="4029075" cy="2666464"/>
                     </a:xfrm>
                     <a:prstGeom prst="rect">
                       <a:avLst/>
@@ -1111,7 +931,13 @@
                 </pic:pic>
               </a:graphicData>
             </a:graphic>
-          </wp:inline>
+            <wp14:sizeRelH relativeFrom="margin">
+              <wp14:pctWidth>0</wp14:pctWidth>
+            </wp14:sizeRelH>
+            <wp14:sizeRelV relativeFrom="margin">
+              <wp14:pctHeight>0</wp14:pctHeight>
+            </wp14:sizeRelV>
+          </wp:anchor>
         </w:drawing>
       </w:r>
     </w:p>
@@ -1138,9 +964,89 @@
     <w:p>
       <w:pPr>
         <w:pStyle w:val="ListBullet"/>
+        <w:numPr>
+          <w:ilvl w:val="0"/>
+          <w:numId w:val="0"/>
+        </w:numPr>
+        <w:ind w:left="360"/>
+      </w:pPr>
+    </w:p>
+    <w:p>
+      <w:pPr>
+        <w:pStyle w:val="ListBullet"/>
+        <w:numPr>
+          <w:ilvl w:val="0"/>
+          <w:numId w:val="0"/>
+        </w:numPr>
+        <w:ind w:left="360"/>
+      </w:pPr>
+    </w:p>
+    <w:p>
+      <w:pPr>
+        <w:pStyle w:val="ListBullet"/>
+        <w:numPr>
+          <w:ilvl w:val="0"/>
+          <w:numId w:val="0"/>
+        </w:numPr>
+        <w:ind w:left="360"/>
+      </w:pPr>
+    </w:p>
+    <w:p>
+      <w:pPr>
+        <w:pStyle w:val="ListBullet"/>
+        <w:numPr>
+          <w:ilvl w:val="0"/>
+          <w:numId w:val="0"/>
+        </w:numPr>
+        <w:ind w:left="360"/>
+      </w:pPr>
+    </w:p>
+    <w:p>
+      <w:pPr>
+        <w:pStyle w:val="ListBullet"/>
+        <w:numPr>
+          <w:ilvl w:val="0"/>
+          <w:numId w:val="0"/>
+        </w:numPr>
+        <w:ind w:left="360"/>
+      </w:pPr>
+    </w:p>
+    <w:p>
+      <w:pPr>
+        <w:pStyle w:val="ListBullet"/>
+        <w:numPr>
+          <w:ilvl w:val="0"/>
+          <w:numId w:val="0"/>
+        </w:numPr>
+        <w:ind w:left="360"/>
+      </w:pPr>
+    </w:p>
+    <w:p>
+      <w:pPr>
+        <w:pStyle w:val="ListBullet"/>
+        <w:numPr>
+          <w:ilvl w:val="0"/>
+          <w:numId w:val="0"/>
+        </w:numPr>
+      </w:pPr>
+    </w:p>
+    <w:p>
+      <w:pPr>
+        <w:pStyle w:val="ListBullet"/>
+        <w:numPr>
+          <w:ilvl w:val="0"/>
+          <w:numId w:val="0"/>
+        </w:numPr>
+        <w:ind w:left="360"/>
+      </w:pPr>
+    </w:p>
+    <w:p>
+      <w:pPr>
+        <w:pStyle w:val="ListBullet"/>
       </w:pPr>
       <w:r>
-        <w:t>Best accuracy at some optimal k value.</w:t>
+        <w:lastRenderedPageBreak/>
+        <w:t>Best accuracy obtained at an optimal value of k.</w:t>
       </w:r>
     </w:p>
     <w:p>
@@ -1153,7 +1059,7 @@
     </w:p>
     <w:p>
       <w:r>
-        <w:t>The classifier’s accuracy varied with k. Lower k values produced high variance results, while larger k values provided smoother but sometimes less accurate predictions. An optimal k was observed for best accuracy.</w:t>
+        <w:t>The accuracy of the k-NN classifier varied with different values of k. Smaller k values tended to overfit, while larger k values provided smoother but sometimes less accurate predictions. An optimal k value balanced bias and variance, giving the highest accuracy.</w:t>
       </w:r>
     </w:p>
     <w:p>
@@ -1166,7 +1072,7 @@
     </w:p>
     <w:p>
       <w:r>
-        <w:t>This experiment successfully implemented the k-NN classifier from scratch and analyzed its performance on the Cars dataset. The impact of k on classification accuracy was visualized, demonstrating the trade-off between bias and variance.</w:t>
+        <w:t>This experiment implemented the k-NN algorithm from scratch on the Iris dataset. By analyzing accuracy across multiple k values, we observed the trade-off between bias and variance and identified the optimal k for best performance.</w:t>
       </w:r>
     </w:p>
     <w:p>
@@ -1189,18 +1095,17 @@
     </w:p>
     <w:p>
       <w:r>
-        <w:lastRenderedPageBreak/>
-        <w:t>3. How does the choice of k affect model performance?</w:t>
+        <w:t>3. How does the choice of k affect classification performance?</w:t>
       </w:r>
     </w:p>
     <w:p>
       <w:r>
-        <w:t>4. What are the advantages and limitations of k-NN?</w:t>
+        <w:t>4. What are the advantages and disadvantages of k-NN?</w:t>
       </w:r>
     </w:p>
     <w:p>
       <w:r>
-        <w:t>5. How can feature scaling impact k-NN results?</w:t>
+        <w:t>5. Why is it important to normalize data before applying k-NN?</w:t>
       </w:r>
     </w:p>
     <w:sectPr>
@@ -1309,7 +1214,7 @@
       <w:rPr>
         <w:noProof/>
       </w:rPr>
-      <w:pict w14:anchorId="67C37436">
+      <w:pict w14:anchorId="1A7F706C">
         <v:shapetype id="_x0000_t75" coordsize="21600,21600" o:spt="75" o:preferrelative="t" path="m@4@5l@4@11@9@11@9@5xe" filled="f" stroked="f">
           <v:stroke joinstyle="miter"/>
           <v:formulas>
@@ -1329,8 +1234,9 @@
           <v:path o:extrusionok="f" gradientshapeok="t" o:connecttype="rect"/>
           <o:lock v:ext="edit" aspectratio="t"/>
         </v:shapetype>
-        <v:shape id="WordPictureWatermark4758610" o:spid="_x0000_s1026" type="#_x0000_t75" style="position:absolute;margin-left:0;margin-top:0;width:6in;height:6in;z-index:-251657216;mso-position-horizontal:center;mso-position-horizontal-relative:margin;mso-position-vertical:center;mso-position-vertical-relative:margin" o:allowincell="f">
+        <v:shape id="WordPictureWatermark20069719" o:spid="_x0000_s1026" type="#_x0000_t75" style="position:absolute;margin-left:0;margin-top:0;width:6in;height:6in;z-index:-251657216;mso-position-horizontal:center;mso-position-horizontal-relative:margin;mso-position-vertical:center;mso-position-vertical-relative:margin" o:allowincell="f">
           <v:imagedata r:id="rId1" o:title="logo2" gain="19661f" blacklevel="22938f"/>
+          <w10:wrap anchorx="margin" anchory="margin"/>
         </v:shape>
       </w:pict>
     </w:r>
@@ -1348,7 +1254,7 @@
       <w:rPr>
         <w:noProof/>
       </w:rPr>
-      <w:pict w14:anchorId="63C15FD0">
+      <w:pict w14:anchorId="35F6337E">
         <v:shapetype id="_x0000_t75" coordsize="21600,21600" o:spt="75" o:preferrelative="t" path="m@4@5l@4@11@9@11@9@5xe" filled="f" stroked="f">
           <v:stroke joinstyle="miter"/>
           <v:formulas>
@@ -1368,8 +1274,9 @@
           <v:path o:extrusionok="f" gradientshapeok="t" o:connecttype="rect"/>
           <o:lock v:ext="edit" aspectratio="t"/>
         </v:shapetype>
-        <v:shape id="WordPictureWatermark4758611" o:spid="_x0000_s1027" type="#_x0000_t75" style="position:absolute;margin-left:0;margin-top:0;width:6in;height:6in;z-index:-251656192;mso-position-horizontal:center;mso-position-horizontal-relative:margin;mso-position-vertical:center;mso-position-vertical-relative:margin" o:allowincell="f">
+        <v:shape id="WordPictureWatermark20069720" o:spid="_x0000_s1027" type="#_x0000_t75" style="position:absolute;margin-left:0;margin-top:0;width:6in;height:6in;z-index:-251656192;mso-position-horizontal:center;mso-position-horizontal-relative:margin;mso-position-vertical:center;mso-position-vertical-relative:margin" o:allowincell="f">
           <v:imagedata r:id="rId1" o:title="logo2" gain="19661f" blacklevel="22938f"/>
+          <w10:wrap anchorx="margin" anchory="margin"/>
         </v:shape>
       </w:pict>
     </w:r>
@@ -1387,7 +1294,7 @@
       <w:rPr>
         <w:noProof/>
       </w:rPr>
-      <w:pict w14:anchorId="6B85F84B">
+      <w:pict w14:anchorId="07262AA3">
         <v:shapetype id="_x0000_t75" coordsize="21600,21600" o:spt="75" o:preferrelative="t" path="m@4@5l@4@11@9@11@9@5xe" filled="f" stroked="f">
           <v:stroke joinstyle="miter"/>
           <v:formulas>
@@ -1407,8 +1314,9 @@
           <v:path o:extrusionok="f" gradientshapeok="t" o:connecttype="rect"/>
           <o:lock v:ext="edit" aspectratio="t"/>
         </v:shapetype>
-        <v:shape id="WordPictureWatermark4758609" o:spid="_x0000_s1025" type="#_x0000_t75" style="position:absolute;margin-left:0;margin-top:0;width:6in;height:6in;z-index:-251658240;mso-position-horizontal:center;mso-position-horizontal-relative:margin;mso-position-vertical:center;mso-position-vertical-relative:margin" o:allowincell="f">
+        <v:shape id="WordPictureWatermark20069718" o:spid="_x0000_s1025" type="#_x0000_t75" style="position:absolute;margin-left:0;margin-top:0;width:6in;height:6in;z-index:-251658240;mso-position-horizontal:center;mso-position-horizontal-relative:margin;mso-position-vertical:center;mso-position-vertical-relative:margin" o:allowincell="f">
           <v:imagedata r:id="rId1" o:title="logo2" gain="19661f" blacklevel="22938f"/>
+          <w10:wrap anchorx="margin" anchory="margin"/>
         </v:shape>
       </w:pict>
     </w:r>
@@ -1589,31 +1497,31 @@
       </w:rPr>
     </w:lvl>
   </w:abstractNum>
-  <w:num w:numId="1" w16cid:durableId="117142780">
+  <w:num w:numId="1" w16cid:durableId="1766999838">
     <w:abstractNumId w:val="8"/>
   </w:num>
-  <w:num w:numId="2" w16cid:durableId="45421314">
+  <w:num w:numId="2" w16cid:durableId="1483034916">
     <w:abstractNumId w:val="6"/>
   </w:num>
-  <w:num w:numId="3" w16cid:durableId="1955358526">
+  <w:num w:numId="3" w16cid:durableId="107893711">
     <w:abstractNumId w:val="5"/>
   </w:num>
-  <w:num w:numId="4" w16cid:durableId="489712173">
+  <w:num w:numId="4" w16cid:durableId="1189560259">
     <w:abstractNumId w:val="4"/>
   </w:num>
-  <w:num w:numId="5" w16cid:durableId="145587911">
+  <w:num w:numId="5" w16cid:durableId="2144493237">
     <w:abstractNumId w:val="7"/>
   </w:num>
-  <w:num w:numId="6" w16cid:durableId="782572625">
+  <w:num w:numId="6" w16cid:durableId="1084373566">
     <w:abstractNumId w:val="3"/>
   </w:num>
-  <w:num w:numId="7" w16cid:durableId="383605176">
+  <w:num w:numId="7" w16cid:durableId="440612678">
     <w:abstractNumId w:val="2"/>
   </w:num>
-  <w:num w:numId="8" w16cid:durableId="1313607169">
+  <w:num w:numId="8" w16cid:durableId="1024088826">
     <w:abstractNumId w:val="1"/>
   </w:num>
-  <w:num w:numId="9" w16cid:durableId="1329283249">
+  <w:num w:numId="9" w16cid:durableId="905578779">
     <w:abstractNumId w:val="0"/>
   </w:num>
 </w:numbering>
@@ -13006,7 +12914,7 @@
     <w:uiPriority w:val="99"/>
     <w:semiHidden/>
     <w:unhideWhenUsed/>
-    <w:rsid w:val="00A373CA"/>
+    <w:rsid w:val="00E55C54"/>
     <w:pPr>
       <w:tabs>
         <w:tab w:val="left" w:pos="916"/>
@@ -13041,7 +12949,7 @@
     <w:link w:val="HTMLPreformatted"/>
     <w:uiPriority w:val="99"/>
     <w:semiHidden/>
-    <w:rsid w:val="00A373CA"/>
+    <w:rsid w:val="00E55C54"/>
     <w:rPr>
       <w:rFonts w:ascii="Courier New" w:eastAsia="Times New Roman" w:hAnsi="Courier New" w:cs="Courier New"/>
       <w:sz w:val="20"/>
